--- a/template_ficha.docx
+++ b/template_ficha.docx
@@ -20,14 +20,12 @@
       </w:tblPr>
       <w:tblGrid>
         <w:gridCol w:w="1402"/>
-        <w:gridCol w:w="3622"/>
-        <w:gridCol w:w="897"/>
-        <w:gridCol w:w="584"/>
-        <w:gridCol w:w="660"/>
-        <w:gridCol w:w="18"/>
-        <w:gridCol w:w="1245"/>
-        <w:gridCol w:w="18"/>
-        <w:gridCol w:w="536"/>
+        <w:gridCol w:w="3419"/>
+        <w:gridCol w:w="850"/>
+        <w:gridCol w:w="709"/>
+        <w:gridCol w:w="567"/>
+        <w:gridCol w:w="1843"/>
+        <w:gridCol w:w="192"/>
         <w:gridCol w:w="810"/>
         <w:gridCol w:w="1391"/>
       </w:tblGrid>
@@ -38,7 +36,7 @@
         <w:tc>
           <w:tcPr>
             <w:tcW w:w="11183" w:type="dxa"/>
-            <w:gridSpan w:val="11"/>
+            <w:gridSpan w:val="9"/>
             <w:tcBorders>
               <w:bottom w:val="double" w:sz="6" w:space="0" w:color="000000"/>
             </w:tcBorders>
@@ -210,7 +208,7 @@
         </w:tc>
         <w:tc>
           <w:tcPr>
-            <w:tcW w:w="3622" w:type="dxa"/>
+            <w:tcW w:w="3419" w:type="dxa"/>
             <w:tcBorders>
               <w:top w:val="double" w:sz="6" w:space="0" w:color="000000"/>
               <w:left w:val="single" w:sz="6" w:space="0" w:color="595959"/>
@@ -239,7 +237,7 @@
         </w:tc>
         <w:tc>
           <w:tcPr>
-            <w:tcW w:w="1481" w:type="dxa"/>
+            <w:tcW w:w="1559" w:type="dxa"/>
             <w:gridSpan w:val="2"/>
             <w:tcBorders>
               <w:top w:val="double" w:sz="6" w:space="0" w:color="000000"/>
@@ -297,8 +295,8 @@
         </w:tc>
         <w:tc>
           <w:tcPr>
-            <w:tcW w:w="2477" w:type="dxa"/>
-            <w:gridSpan w:val="5"/>
+            <w:tcW w:w="2602" w:type="dxa"/>
+            <w:gridSpan w:val="3"/>
             <w:tcBorders>
               <w:top w:val="double" w:sz="6" w:space="0" w:color="000000"/>
               <w:bottom w:val="double" w:sz="6" w:space="0" w:color="595959"/>
@@ -442,7 +440,7 @@
         </w:tc>
         <w:tc>
           <w:tcPr>
-            <w:tcW w:w="3622" w:type="dxa"/>
+            <w:tcW w:w="3419" w:type="dxa"/>
             <w:tcBorders>
               <w:top w:val="double" w:sz="6" w:space="0" w:color="595959"/>
               <w:left w:val="single" w:sz="6" w:space="0" w:color="595959"/>
@@ -471,7 +469,7 @@
         </w:tc>
         <w:tc>
           <w:tcPr>
-            <w:tcW w:w="1481" w:type="dxa"/>
+            <w:tcW w:w="1559" w:type="dxa"/>
             <w:gridSpan w:val="2"/>
             <w:tcBorders>
               <w:top w:val="double" w:sz="6" w:space="0" w:color="000000"/>
@@ -513,8 +511,8 @@
         </w:tc>
         <w:tc>
           <w:tcPr>
-            <w:tcW w:w="2477" w:type="dxa"/>
-            <w:gridSpan w:val="5"/>
+            <w:tcW w:w="2602" w:type="dxa"/>
+            <w:gridSpan w:val="3"/>
             <w:tcBorders>
               <w:top w:val="double" w:sz="6" w:space="0" w:color="595959"/>
               <w:bottom w:val="double" w:sz="6" w:space="0" w:color="595959"/>
@@ -649,7 +647,7 @@
         <w:tc>
           <w:tcPr>
             <w:tcW w:w="11183" w:type="dxa"/>
-            <w:gridSpan w:val="11"/>
+            <w:gridSpan w:val="9"/>
             <w:tcBorders>
               <w:top w:val="double" w:sz="6" w:space="0" w:color="595959"/>
               <w:bottom w:val="nil"/>
@@ -3351,7 +3349,7 @@
         <w:tc>
           <w:tcPr>
             <w:tcW w:w="11183" w:type="dxa"/>
-            <w:gridSpan w:val="11"/>
+            <w:gridSpan w:val="9"/>
             <w:tcBorders>
               <w:top w:val="nil"/>
               <w:bottom w:val="nil"/>
@@ -3505,7 +3503,7 @@
         <w:tc>
           <w:tcPr>
             <w:tcW w:w="11183" w:type="dxa"/>
-            <w:gridSpan w:val="11"/>
+            <w:gridSpan w:val="9"/>
             <w:tcBorders>
               <w:top w:val="nil"/>
             </w:tcBorders>
@@ -4657,8 +4655,8 @@
         </w:trPr>
         <w:tc>
           <w:tcPr>
-            <w:tcW w:w="7183" w:type="dxa"/>
-            <w:gridSpan w:val="6"/>
+            <w:tcW w:w="6947" w:type="dxa"/>
+            <w:gridSpan w:val="5"/>
             <w:shd w:val="clear" w:color="auto" w:fill="C0C0C0"/>
           </w:tcPr>
           <w:p>
@@ -4714,8 +4712,7 @@
         </w:tc>
         <w:tc>
           <w:tcPr>
-            <w:tcW w:w="1263" w:type="dxa"/>
-            <w:gridSpan w:val="2"/>
+            <w:tcW w:w="1843" w:type="dxa"/>
             <w:shd w:val="clear" w:color="auto" w:fill="C0C0C0"/>
           </w:tcPr>
           <w:p>
@@ -4755,7 +4752,7 @@
         </w:tc>
         <w:tc>
           <w:tcPr>
-            <w:tcW w:w="2737" w:type="dxa"/>
+            <w:tcW w:w="2393" w:type="dxa"/>
             <w:gridSpan w:val="3"/>
             <w:shd w:val="clear" w:color="auto" w:fill="C0C0C0"/>
           </w:tcPr>
@@ -4832,7 +4829,7 @@
         </w:tc>
         <w:tc>
           <w:tcPr>
-            <w:tcW w:w="3622" w:type="dxa"/>
+            <w:tcW w:w="3419" w:type="dxa"/>
             <w:shd w:val="clear" w:color="auto" w:fill="C0C0C0"/>
           </w:tcPr>
           <w:p>
@@ -4860,7 +4857,7 @@
         </w:tc>
         <w:tc>
           <w:tcPr>
-            <w:tcW w:w="897" w:type="dxa"/>
+            <w:tcW w:w="850" w:type="dxa"/>
             <w:shd w:val="clear" w:color="auto" w:fill="C0C0C0"/>
           </w:tcPr>
           <w:p>
@@ -4894,7 +4891,7 @@
         </w:tc>
         <w:tc>
           <w:tcPr>
-            <w:tcW w:w="584" w:type="dxa"/>
+            <w:tcW w:w="709" w:type="dxa"/>
             <w:shd w:val="clear" w:color="auto" w:fill="C0C0C0"/>
           </w:tcPr>
           <w:p>
@@ -4919,7 +4916,7 @@
         </w:tc>
         <w:tc>
           <w:tcPr>
-            <w:tcW w:w="660" w:type="dxa"/>
+            <w:tcW w:w="567" w:type="dxa"/>
             <w:shd w:val="clear" w:color="auto" w:fill="C0C0C0"/>
           </w:tcPr>
           <w:p>
@@ -4954,8 +4951,7 @@
         </w:tc>
         <w:tc>
           <w:tcPr>
-            <w:tcW w:w="1263" w:type="dxa"/>
-            <w:gridSpan w:val="2"/>
+            <w:tcW w:w="1843" w:type="dxa"/>
             <w:tcBorders>
               <w:top w:val="nil"/>
             </w:tcBorders>
@@ -4973,8 +4969,8 @@
         </w:tc>
         <w:tc>
           <w:tcPr>
-            <w:tcW w:w="2755" w:type="dxa"/>
-            <w:gridSpan w:val="4"/>
+            <w:tcW w:w="2393" w:type="dxa"/>
+            <w:gridSpan w:val="3"/>
             <w:tcBorders>
               <w:top w:val="nil"/>
             </w:tcBorders>
@@ -5034,7 +5030,7 @@
         </w:tc>
         <w:tc>
           <w:tcPr>
-            <w:tcW w:w="3622" w:type="dxa"/>
+            <w:tcW w:w="3419" w:type="dxa"/>
           </w:tcPr>
           <w:p>
             <w:pPr>
@@ -5061,7 +5057,7 @@
         </w:tc>
         <w:tc>
           <w:tcPr>
-            <w:tcW w:w="897" w:type="dxa"/>
+            <w:tcW w:w="850" w:type="dxa"/>
           </w:tcPr>
           <w:p>
             <w:pPr>
@@ -5098,7 +5094,7 @@
         </w:tc>
         <w:tc>
           <w:tcPr>
-            <w:tcW w:w="584" w:type="dxa"/>
+            <w:tcW w:w="709" w:type="dxa"/>
           </w:tcPr>
           <w:p>
             <w:pPr>
@@ -5126,7 +5122,7 @@
         </w:tc>
         <w:tc>
           <w:tcPr>
-            <w:tcW w:w="660" w:type="dxa"/>
+            <w:tcW w:w="567" w:type="dxa"/>
           </w:tcPr>
           <w:p>
             <w:pPr>
@@ -5156,8 +5152,7 @@
         </w:tc>
         <w:tc>
           <w:tcPr>
-            <w:tcW w:w="1263" w:type="dxa"/>
-            <w:gridSpan w:val="2"/>
+            <w:tcW w:w="1843" w:type="dxa"/>
           </w:tcPr>
           <w:p>
             <w:pPr>
@@ -5184,8 +5179,8 @@
         </w:tc>
         <w:tc>
           <w:tcPr>
-            <w:tcW w:w="2755" w:type="dxa"/>
-            <w:gridSpan w:val="4"/>
+            <w:tcW w:w="2393" w:type="dxa"/>
+            <w:gridSpan w:val="3"/>
           </w:tcPr>
           <w:p>
             <w:pPr>
@@ -5241,7 +5236,7 @@
         </w:tc>
         <w:tc>
           <w:tcPr>
-            <w:tcW w:w="3622" w:type="dxa"/>
+            <w:tcW w:w="3419" w:type="dxa"/>
           </w:tcPr>
           <w:p>
             <w:pPr>
@@ -5268,7 +5263,7 @@
         </w:tc>
         <w:tc>
           <w:tcPr>
-            <w:tcW w:w="897" w:type="dxa"/>
+            <w:tcW w:w="850" w:type="dxa"/>
           </w:tcPr>
           <w:p>
             <w:pPr>
@@ -5305,7 +5300,7 @@
         </w:tc>
         <w:tc>
           <w:tcPr>
-            <w:tcW w:w="584" w:type="dxa"/>
+            <w:tcW w:w="709" w:type="dxa"/>
           </w:tcPr>
           <w:p>
             <w:pPr>
@@ -5333,7 +5328,7 @@
         </w:tc>
         <w:tc>
           <w:tcPr>
-            <w:tcW w:w="660" w:type="dxa"/>
+            <w:tcW w:w="567" w:type="dxa"/>
           </w:tcPr>
           <w:p>
             <w:pPr>
@@ -5363,8 +5358,7 @@
         </w:tc>
         <w:tc>
           <w:tcPr>
-            <w:tcW w:w="1263" w:type="dxa"/>
-            <w:gridSpan w:val="2"/>
+            <w:tcW w:w="1843" w:type="dxa"/>
           </w:tcPr>
           <w:p>
             <w:pPr>
@@ -5391,8 +5385,8 @@
         </w:tc>
         <w:tc>
           <w:tcPr>
-            <w:tcW w:w="2755" w:type="dxa"/>
-            <w:gridSpan w:val="4"/>
+            <w:tcW w:w="2393" w:type="dxa"/>
+            <w:gridSpan w:val="3"/>
           </w:tcPr>
           <w:p>
             <w:pPr>
@@ -5448,7 +5442,7 @@
         </w:tc>
         <w:tc>
           <w:tcPr>
-            <w:tcW w:w="3622" w:type="dxa"/>
+            <w:tcW w:w="3419" w:type="dxa"/>
           </w:tcPr>
           <w:p>
             <w:pPr>
@@ -5475,7 +5469,7 @@
         </w:tc>
         <w:tc>
           <w:tcPr>
-            <w:tcW w:w="897" w:type="dxa"/>
+            <w:tcW w:w="850" w:type="dxa"/>
           </w:tcPr>
           <w:p>
             <w:pPr>
@@ -5512,7 +5506,7 @@
         </w:tc>
         <w:tc>
           <w:tcPr>
-            <w:tcW w:w="584" w:type="dxa"/>
+            <w:tcW w:w="709" w:type="dxa"/>
           </w:tcPr>
           <w:p>
             <w:pPr>
@@ -5540,7 +5534,7 @@
         </w:tc>
         <w:tc>
           <w:tcPr>
-            <w:tcW w:w="660" w:type="dxa"/>
+            <w:tcW w:w="567" w:type="dxa"/>
           </w:tcPr>
           <w:p>
             <w:pPr>
@@ -5570,8 +5564,7 @@
         </w:tc>
         <w:tc>
           <w:tcPr>
-            <w:tcW w:w="1263" w:type="dxa"/>
-            <w:gridSpan w:val="2"/>
+            <w:tcW w:w="1843" w:type="dxa"/>
           </w:tcPr>
           <w:p>
             <w:pPr>
@@ -5598,8 +5591,8 @@
         </w:tc>
         <w:tc>
           <w:tcPr>
-            <w:tcW w:w="2755" w:type="dxa"/>
-            <w:gridSpan w:val="4"/>
+            <w:tcW w:w="2393" w:type="dxa"/>
+            <w:gridSpan w:val="3"/>
           </w:tcPr>
           <w:p>
             <w:pPr>
@@ -5655,7 +5648,7 @@
         </w:tc>
         <w:tc>
           <w:tcPr>
-            <w:tcW w:w="3622" w:type="dxa"/>
+            <w:tcW w:w="3419" w:type="dxa"/>
           </w:tcPr>
           <w:p>
             <w:pPr>
@@ -5682,7 +5675,7 @@
         </w:tc>
         <w:tc>
           <w:tcPr>
-            <w:tcW w:w="897" w:type="dxa"/>
+            <w:tcW w:w="850" w:type="dxa"/>
           </w:tcPr>
           <w:p>
             <w:pPr>
@@ -5719,7 +5712,7 @@
         </w:tc>
         <w:tc>
           <w:tcPr>
-            <w:tcW w:w="584" w:type="dxa"/>
+            <w:tcW w:w="709" w:type="dxa"/>
           </w:tcPr>
           <w:p>
             <w:pPr>
@@ -5747,7 +5740,7 @@
         </w:tc>
         <w:tc>
           <w:tcPr>
-            <w:tcW w:w="660" w:type="dxa"/>
+            <w:tcW w:w="567" w:type="dxa"/>
           </w:tcPr>
           <w:p>
             <w:pPr>
@@ -5777,8 +5770,7 @@
         </w:tc>
         <w:tc>
           <w:tcPr>
-            <w:tcW w:w="1263" w:type="dxa"/>
-            <w:gridSpan w:val="2"/>
+            <w:tcW w:w="1843" w:type="dxa"/>
           </w:tcPr>
           <w:p>
             <w:pPr>
@@ -5805,8 +5797,8 @@
         </w:tc>
         <w:tc>
           <w:tcPr>
-            <w:tcW w:w="2755" w:type="dxa"/>
-            <w:gridSpan w:val="4"/>
+            <w:tcW w:w="2393" w:type="dxa"/>
+            <w:gridSpan w:val="3"/>
           </w:tcPr>
           <w:p>
             <w:pPr>
@@ -5862,7 +5854,7 @@
         </w:tc>
         <w:tc>
           <w:tcPr>
-            <w:tcW w:w="3622" w:type="dxa"/>
+            <w:tcW w:w="3419" w:type="dxa"/>
           </w:tcPr>
           <w:p>
             <w:pPr>
@@ -5889,7 +5881,7 @@
         </w:tc>
         <w:tc>
           <w:tcPr>
-            <w:tcW w:w="897" w:type="dxa"/>
+            <w:tcW w:w="850" w:type="dxa"/>
           </w:tcPr>
           <w:p>
             <w:pPr>
@@ -5926,7 +5918,7 @@
         </w:tc>
         <w:tc>
           <w:tcPr>
-            <w:tcW w:w="584" w:type="dxa"/>
+            <w:tcW w:w="709" w:type="dxa"/>
           </w:tcPr>
           <w:p>
             <w:pPr>
@@ -5954,7 +5946,7 @@
         </w:tc>
         <w:tc>
           <w:tcPr>
-            <w:tcW w:w="660" w:type="dxa"/>
+            <w:tcW w:w="567" w:type="dxa"/>
           </w:tcPr>
           <w:p>
             <w:pPr>
@@ -5984,8 +5976,7 @@
         </w:tc>
         <w:tc>
           <w:tcPr>
-            <w:tcW w:w="1263" w:type="dxa"/>
-            <w:gridSpan w:val="2"/>
+            <w:tcW w:w="1843" w:type="dxa"/>
           </w:tcPr>
           <w:p>
             <w:pPr>
@@ -6012,8 +6003,8 @@
         </w:tc>
         <w:tc>
           <w:tcPr>
-            <w:tcW w:w="2755" w:type="dxa"/>
-            <w:gridSpan w:val="4"/>
+            <w:tcW w:w="2393" w:type="dxa"/>
+            <w:gridSpan w:val="3"/>
           </w:tcPr>
           <w:p>
             <w:pPr>
@@ -6069,7 +6060,7 @@
         </w:tc>
         <w:tc>
           <w:tcPr>
-            <w:tcW w:w="3622" w:type="dxa"/>
+            <w:tcW w:w="3419" w:type="dxa"/>
           </w:tcPr>
           <w:p>
             <w:pPr>
@@ -6096,7 +6087,7 @@
         </w:tc>
         <w:tc>
           <w:tcPr>
-            <w:tcW w:w="897" w:type="dxa"/>
+            <w:tcW w:w="850" w:type="dxa"/>
           </w:tcPr>
           <w:p>
             <w:pPr>
@@ -6133,7 +6124,7 @@
         </w:tc>
         <w:tc>
           <w:tcPr>
-            <w:tcW w:w="584" w:type="dxa"/>
+            <w:tcW w:w="709" w:type="dxa"/>
           </w:tcPr>
           <w:p>
             <w:pPr>
@@ -6161,7 +6152,7 @@
         </w:tc>
         <w:tc>
           <w:tcPr>
-            <w:tcW w:w="660" w:type="dxa"/>
+            <w:tcW w:w="567" w:type="dxa"/>
           </w:tcPr>
           <w:p>
             <w:pPr>
@@ -6191,8 +6182,7 @@
         </w:tc>
         <w:tc>
           <w:tcPr>
-            <w:tcW w:w="1263" w:type="dxa"/>
-            <w:gridSpan w:val="2"/>
+            <w:tcW w:w="1843" w:type="dxa"/>
           </w:tcPr>
           <w:p>
             <w:pPr>
@@ -6219,8 +6209,8 @@
         </w:tc>
         <w:tc>
           <w:tcPr>
-            <w:tcW w:w="2755" w:type="dxa"/>
-            <w:gridSpan w:val="4"/>
+            <w:tcW w:w="2393" w:type="dxa"/>
+            <w:gridSpan w:val="3"/>
           </w:tcPr>
           <w:p>
             <w:pPr>
@@ -6276,7 +6266,7 @@
         </w:tc>
         <w:tc>
           <w:tcPr>
-            <w:tcW w:w="3622" w:type="dxa"/>
+            <w:tcW w:w="3419" w:type="dxa"/>
           </w:tcPr>
           <w:p>
             <w:pPr>
@@ -6303,7 +6293,7 @@
         </w:tc>
         <w:tc>
           <w:tcPr>
-            <w:tcW w:w="897" w:type="dxa"/>
+            <w:tcW w:w="850" w:type="dxa"/>
           </w:tcPr>
           <w:p>
             <w:pPr>
@@ -6340,7 +6330,7 @@
         </w:tc>
         <w:tc>
           <w:tcPr>
-            <w:tcW w:w="584" w:type="dxa"/>
+            <w:tcW w:w="709" w:type="dxa"/>
           </w:tcPr>
           <w:p>
             <w:pPr>
@@ -6368,7 +6358,7 @@
         </w:tc>
         <w:tc>
           <w:tcPr>
-            <w:tcW w:w="660" w:type="dxa"/>
+            <w:tcW w:w="567" w:type="dxa"/>
           </w:tcPr>
           <w:p>
             <w:pPr>
@@ -6398,8 +6388,7 @@
         </w:tc>
         <w:tc>
           <w:tcPr>
-            <w:tcW w:w="1263" w:type="dxa"/>
-            <w:gridSpan w:val="2"/>
+            <w:tcW w:w="1843" w:type="dxa"/>
           </w:tcPr>
           <w:p>
             <w:pPr>
@@ -6426,8 +6415,8 @@
         </w:tc>
         <w:tc>
           <w:tcPr>
-            <w:tcW w:w="2755" w:type="dxa"/>
-            <w:gridSpan w:val="4"/>
+            <w:tcW w:w="2393" w:type="dxa"/>
+            <w:gridSpan w:val="3"/>
           </w:tcPr>
           <w:p>
             <w:pPr>
@@ -6483,7 +6472,7 @@
         </w:tc>
         <w:tc>
           <w:tcPr>
-            <w:tcW w:w="3622" w:type="dxa"/>
+            <w:tcW w:w="3419" w:type="dxa"/>
           </w:tcPr>
           <w:p>
             <w:pPr>
@@ -6510,7 +6499,7 @@
         </w:tc>
         <w:tc>
           <w:tcPr>
-            <w:tcW w:w="897" w:type="dxa"/>
+            <w:tcW w:w="850" w:type="dxa"/>
           </w:tcPr>
           <w:p>
             <w:pPr>
@@ -6547,7 +6536,7 @@
         </w:tc>
         <w:tc>
           <w:tcPr>
-            <w:tcW w:w="584" w:type="dxa"/>
+            <w:tcW w:w="709" w:type="dxa"/>
           </w:tcPr>
           <w:p>
             <w:pPr>
@@ -6575,7 +6564,7 @@
         </w:tc>
         <w:tc>
           <w:tcPr>
-            <w:tcW w:w="660" w:type="dxa"/>
+            <w:tcW w:w="567" w:type="dxa"/>
           </w:tcPr>
           <w:p>
             <w:pPr>
@@ -6605,8 +6594,7 @@
         </w:tc>
         <w:tc>
           <w:tcPr>
-            <w:tcW w:w="1263" w:type="dxa"/>
-            <w:gridSpan w:val="2"/>
+            <w:tcW w:w="1843" w:type="dxa"/>
           </w:tcPr>
           <w:p>
             <w:pPr>
@@ -6633,8 +6621,8 @@
         </w:tc>
         <w:tc>
           <w:tcPr>
-            <w:tcW w:w="2755" w:type="dxa"/>
-            <w:gridSpan w:val="4"/>
+            <w:tcW w:w="2393" w:type="dxa"/>
+            <w:gridSpan w:val="3"/>
           </w:tcPr>
           <w:p>
             <w:pPr>
@@ -6690,7 +6678,7 @@
         </w:tc>
         <w:tc>
           <w:tcPr>
-            <w:tcW w:w="3622" w:type="dxa"/>
+            <w:tcW w:w="3419" w:type="dxa"/>
           </w:tcPr>
           <w:p>
             <w:pPr>
@@ -6717,7 +6705,7 @@
         </w:tc>
         <w:tc>
           <w:tcPr>
-            <w:tcW w:w="897" w:type="dxa"/>
+            <w:tcW w:w="850" w:type="dxa"/>
           </w:tcPr>
           <w:p>
             <w:pPr>
@@ -6754,7 +6742,7 @@
         </w:tc>
         <w:tc>
           <w:tcPr>
-            <w:tcW w:w="584" w:type="dxa"/>
+            <w:tcW w:w="709" w:type="dxa"/>
           </w:tcPr>
           <w:p>
             <w:pPr>
@@ -6782,7 +6770,7 @@
         </w:tc>
         <w:tc>
           <w:tcPr>
-            <w:tcW w:w="660" w:type="dxa"/>
+            <w:tcW w:w="567" w:type="dxa"/>
           </w:tcPr>
           <w:p>
             <w:pPr>
@@ -6812,8 +6800,7 @@
         </w:tc>
         <w:tc>
           <w:tcPr>
-            <w:tcW w:w="1263" w:type="dxa"/>
-            <w:gridSpan w:val="2"/>
+            <w:tcW w:w="1843" w:type="dxa"/>
           </w:tcPr>
           <w:p>
             <w:pPr>
@@ -6840,8 +6827,8 @@
         </w:tc>
         <w:tc>
           <w:tcPr>
-            <w:tcW w:w="2755" w:type="dxa"/>
-            <w:gridSpan w:val="4"/>
+            <w:tcW w:w="2393" w:type="dxa"/>
+            <w:gridSpan w:val="3"/>
           </w:tcPr>
           <w:p>
             <w:pPr>
@@ -6897,7 +6884,7 @@
         </w:tc>
         <w:tc>
           <w:tcPr>
-            <w:tcW w:w="3622" w:type="dxa"/>
+            <w:tcW w:w="3419" w:type="dxa"/>
           </w:tcPr>
           <w:p>
             <w:pPr>
@@ -6924,7 +6911,7 @@
         </w:tc>
         <w:tc>
           <w:tcPr>
-            <w:tcW w:w="897" w:type="dxa"/>
+            <w:tcW w:w="850" w:type="dxa"/>
           </w:tcPr>
           <w:p>
             <w:pPr>
@@ -6961,7 +6948,7 @@
         </w:tc>
         <w:tc>
           <w:tcPr>
-            <w:tcW w:w="584" w:type="dxa"/>
+            <w:tcW w:w="709" w:type="dxa"/>
           </w:tcPr>
           <w:p>
             <w:pPr>
@@ -6989,7 +6976,7 @@
         </w:tc>
         <w:tc>
           <w:tcPr>
-            <w:tcW w:w="660" w:type="dxa"/>
+            <w:tcW w:w="567" w:type="dxa"/>
           </w:tcPr>
           <w:p>
             <w:pPr>
@@ -7019,8 +7006,7 @@
         </w:tc>
         <w:tc>
           <w:tcPr>
-            <w:tcW w:w="1263" w:type="dxa"/>
-            <w:gridSpan w:val="2"/>
+            <w:tcW w:w="1843" w:type="dxa"/>
           </w:tcPr>
           <w:p>
             <w:pPr>
@@ -7047,8 +7033,8 @@
         </w:tc>
         <w:tc>
           <w:tcPr>
-            <w:tcW w:w="2755" w:type="dxa"/>
-            <w:gridSpan w:val="4"/>
+            <w:tcW w:w="2393" w:type="dxa"/>
+            <w:gridSpan w:val="3"/>
           </w:tcPr>
           <w:p>
             <w:pPr>
@@ -7104,7 +7090,7 @@
         </w:tc>
         <w:tc>
           <w:tcPr>
-            <w:tcW w:w="3622" w:type="dxa"/>
+            <w:tcW w:w="3419" w:type="dxa"/>
           </w:tcPr>
           <w:p>
             <w:pPr>
@@ -7131,7 +7117,7 @@
         </w:tc>
         <w:tc>
           <w:tcPr>
-            <w:tcW w:w="897" w:type="dxa"/>
+            <w:tcW w:w="850" w:type="dxa"/>
           </w:tcPr>
           <w:p>
             <w:pPr>
@@ -7168,7 +7154,7 @@
         </w:tc>
         <w:tc>
           <w:tcPr>
-            <w:tcW w:w="584" w:type="dxa"/>
+            <w:tcW w:w="709" w:type="dxa"/>
           </w:tcPr>
           <w:p>
             <w:pPr>
@@ -7196,7 +7182,7 @@
         </w:tc>
         <w:tc>
           <w:tcPr>
-            <w:tcW w:w="660" w:type="dxa"/>
+            <w:tcW w:w="567" w:type="dxa"/>
           </w:tcPr>
           <w:p>
             <w:pPr>
@@ -7226,8 +7212,7 @@
         </w:tc>
         <w:tc>
           <w:tcPr>
-            <w:tcW w:w="1263" w:type="dxa"/>
-            <w:gridSpan w:val="2"/>
+            <w:tcW w:w="1843" w:type="dxa"/>
           </w:tcPr>
           <w:p>
             <w:pPr>
@@ -7254,8 +7239,8 @@
         </w:tc>
         <w:tc>
           <w:tcPr>
-            <w:tcW w:w="2755" w:type="dxa"/>
-            <w:gridSpan w:val="4"/>
+            <w:tcW w:w="2393" w:type="dxa"/>
+            <w:gridSpan w:val="3"/>
           </w:tcPr>
           <w:p>
             <w:pPr>
@@ -7311,7 +7296,7 @@
         </w:tc>
         <w:tc>
           <w:tcPr>
-            <w:tcW w:w="3622" w:type="dxa"/>
+            <w:tcW w:w="3419" w:type="dxa"/>
           </w:tcPr>
           <w:p>
             <w:pPr>
@@ -7338,7 +7323,7 @@
         </w:tc>
         <w:tc>
           <w:tcPr>
-            <w:tcW w:w="897" w:type="dxa"/>
+            <w:tcW w:w="850" w:type="dxa"/>
           </w:tcPr>
           <w:p>
             <w:pPr>
@@ -7375,7 +7360,7 @@
         </w:tc>
         <w:tc>
           <w:tcPr>
-            <w:tcW w:w="584" w:type="dxa"/>
+            <w:tcW w:w="709" w:type="dxa"/>
           </w:tcPr>
           <w:p>
             <w:pPr>
@@ -7403,7 +7388,7 @@
         </w:tc>
         <w:tc>
           <w:tcPr>
-            <w:tcW w:w="660" w:type="dxa"/>
+            <w:tcW w:w="567" w:type="dxa"/>
           </w:tcPr>
           <w:p>
             <w:pPr>
@@ -7433,8 +7418,7 @@
         </w:tc>
         <w:tc>
           <w:tcPr>
-            <w:tcW w:w="1263" w:type="dxa"/>
-            <w:gridSpan w:val="2"/>
+            <w:tcW w:w="1843" w:type="dxa"/>
           </w:tcPr>
           <w:p>
             <w:pPr>
@@ -7461,8 +7445,8 @@
         </w:tc>
         <w:tc>
           <w:tcPr>
-            <w:tcW w:w="2755" w:type="dxa"/>
-            <w:gridSpan w:val="4"/>
+            <w:tcW w:w="2393" w:type="dxa"/>
+            <w:gridSpan w:val="3"/>
           </w:tcPr>
           <w:p>
             <w:pPr>
@@ -7518,7 +7502,7 @@
         </w:tc>
         <w:tc>
           <w:tcPr>
-            <w:tcW w:w="3622" w:type="dxa"/>
+            <w:tcW w:w="3419" w:type="dxa"/>
           </w:tcPr>
           <w:p>
             <w:pPr>
@@ -7545,7 +7529,7 @@
         </w:tc>
         <w:tc>
           <w:tcPr>
-            <w:tcW w:w="897" w:type="dxa"/>
+            <w:tcW w:w="850" w:type="dxa"/>
           </w:tcPr>
           <w:p>
             <w:pPr>
@@ -7582,7 +7566,7 @@
         </w:tc>
         <w:tc>
           <w:tcPr>
-            <w:tcW w:w="584" w:type="dxa"/>
+            <w:tcW w:w="709" w:type="dxa"/>
           </w:tcPr>
           <w:p>
             <w:pPr>
@@ -7610,7 +7594,7 @@
         </w:tc>
         <w:tc>
           <w:tcPr>
-            <w:tcW w:w="660" w:type="dxa"/>
+            <w:tcW w:w="567" w:type="dxa"/>
           </w:tcPr>
           <w:p>
             <w:pPr>
@@ -7640,8 +7624,7 @@
         </w:tc>
         <w:tc>
           <w:tcPr>
-            <w:tcW w:w="1263" w:type="dxa"/>
-            <w:gridSpan w:val="2"/>
+            <w:tcW w:w="1843" w:type="dxa"/>
           </w:tcPr>
           <w:p>
             <w:pPr>
@@ -7668,8 +7651,8 @@
         </w:tc>
         <w:tc>
           <w:tcPr>
-            <w:tcW w:w="2755" w:type="dxa"/>
-            <w:gridSpan w:val="4"/>
+            <w:tcW w:w="2393" w:type="dxa"/>
+            <w:gridSpan w:val="3"/>
           </w:tcPr>
           <w:p>
             <w:pPr>
@@ -7725,7 +7708,7 @@
         </w:tc>
         <w:tc>
           <w:tcPr>
-            <w:tcW w:w="3622" w:type="dxa"/>
+            <w:tcW w:w="3419" w:type="dxa"/>
           </w:tcPr>
           <w:p>
             <w:pPr>
@@ -7752,7 +7735,7 @@
         </w:tc>
         <w:tc>
           <w:tcPr>
-            <w:tcW w:w="897" w:type="dxa"/>
+            <w:tcW w:w="850" w:type="dxa"/>
           </w:tcPr>
           <w:p>
             <w:pPr>
@@ -7789,7 +7772,7 @@
         </w:tc>
         <w:tc>
           <w:tcPr>
-            <w:tcW w:w="584" w:type="dxa"/>
+            <w:tcW w:w="709" w:type="dxa"/>
           </w:tcPr>
           <w:p>
             <w:pPr>
@@ -7817,7 +7800,7 @@
         </w:tc>
         <w:tc>
           <w:tcPr>
-            <w:tcW w:w="660" w:type="dxa"/>
+            <w:tcW w:w="567" w:type="dxa"/>
           </w:tcPr>
           <w:p>
             <w:pPr>
@@ -7847,8 +7830,7 @@
         </w:tc>
         <w:tc>
           <w:tcPr>
-            <w:tcW w:w="1263" w:type="dxa"/>
-            <w:gridSpan w:val="2"/>
+            <w:tcW w:w="1843" w:type="dxa"/>
           </w:tcPr>
           <w:p>
             <w:pPr>
@@ -7875,8 +7857,8 @@
         </w:tc>
         <w:tc>
           <w:tcPr>
-            <w:tcW w:w="2755" w:type="dxa"/>
-            <w:gridSpan w:val="4"/>
+            <w:tcW w:w="2393" w:type="dxa"/>
+            <w:gridSpan w:val="3"/>
           </w:tcPr>
           <w:p>
             <w:pPr>
@@ -7932,7 +7914,7 @@
         </w:tc>
         <w:tc>
           <w:tcPr>
-            <w:tcW w:w="3622" w:type="dxa"/>
+            <w:tcW w:w="3419" w:type="dxa"/>
           </w:tcPr>
           <w:p>
             <w:pPr>
@@ -7959,7 +7941,7 @@
         </w:tc>
         <w:tc>
           <w:tcPr>
-            <w:tcW w:w="897" w:type="dxa"/>
+            <w:tcW w:w="850" w:type="dxa"/>
           </w:tcPr>
           <w:p>
             <w:pPr>
@@ -7996,7 +7978,7 @@
         </w:tc>
         <w:tc>
           <w:tcPr>
-            <w:tcW w:w="584" w:type="dxa"/>
+            <w:tcW w:w="709" w:type="dxa"/>
           </w:tcPr>
           <w:p>
             <w:pPr>
@@ -8024,7 +8006,7 @@
         </w:tc>
         <w:tc>
           <w:tcPr>
-            <w:tcW w:w="660" w:type="dxa"/>
+            <w:tcW w:w="567" w:type="dxa"/>
           </w:tcPr>
           <w:p>
             <w:pPr>
@@ -8054,8 +8036,7 @@
         </w:tc>
         <w:tc>
           <w:tcPr>
-            <w:tcW w:w="1263" w:type="dxa"/>
-            <w:gridSpan w:val="2"/>
+            <w:tcW w:w="1843" w:type="dxa"/>
           </w:tcPr>
           <w:p>
             <w:pPr>
@@ -8082,8 +8063,8 @@
         </w:tc>
         <w:tc>
           <w:tcPr>
-            <w:tcW w:w="2755" w:type="dxa"/>
-            <w:gridSpan w:val="4"/>
+            <w:tcW w:w="2393" w:type="dxa"/>
+            <w:gridSpan w:val="3"/>
           </w:tcPr>
           <w:p>
             <w:pPr>
@@ -8139,7 +8120,7 @@
         </w:tc>
         <w:tc>
           <w:tcPr>
-            <w:tcW w:w="3622" w:type="dxa"/>
+            <w:tcW w:w="3419" w:type="dxa"/>
           </w:tcPr>
           <w:p>
             <w:pPr>
@@ -8166,7 +8147,7 @@
         </w:tc>
         <w:tc>
           <w:tcPr>
-            <w:tcW w:w="897" w:type="dxa"/>
+            <w:tcW w:w="850" w:type="dxa"/>
           </w:tcPr>
           <w:p>
             <w:pPr>
@@ -8203,7 +8184,7 @@
         </w:tc>
         <w:tc>
           <w:tcPr>
-            <w:tcW w:w="584" w:type="dxa"/>
+            <w:tcW w:w="709" w:type="dxa"/>
           </w:tcPr>
           <w:p>
             <w:pPr>
@@ -8231,7 +8212,7 @@
         </w:tc>
         <w:tc>
           <w:tcPr>
-            <w:tcW w:w="660" w:type="dxa"/>
+            <w:tcW w:w="567" w:type="dxa"/>
           </w:tcPr>
           <w:p>
             <w:pPr>
@@ -8261,8 +8242,7 @@
         </w:tc>
         <w:tc>
           <w:tcPr>
-            <w:tcW w:w="1263" w:type="dxa"/>
-            <w:gridSpan w:val="2"/>
+            <w:tcW w:w="1843" w:type="dxa"/>
           </w:tcPr>
           <w:p>
             <w:pPr>
@@ -8289,8 +8269,8 @@
         </w:tc>
         <w:tc>
           <w:tcPr>
-            <w:tcW w:w="2755" w:type="dxa"/>
-            <w:gridSpan w:val="4"/>
+            <w:tcW w:w="2393" w:type="dxa"/>
+            <w:gridSpan w:val="3"/>
           </w:tcPr>
           <w:p>
             <w:pPr>
@@ -8346,7 +8326,7 @@
         </w:tc>
         <w:tc>
           <w:tcPr>
-            <w:tcW w:w="3622" w:type="dxa"/>
+            <w:tcW w:w="3419" w:type="dxa"/>
           </w:tcPr>
           <w:p>
             <w:pPr>
@@ -8373,7 +8353,7 @@
         </w:tc>
         <w:tc>
           <w:tcPr>
-            <w:tcW w:w="897" w:type="dxa"/>
+            <w:tcW w:w="850" w:type="dxa"/>
           </w:tcPr>
           <w:p>
             <w:pPr>
@@ -8410,7 +8390,7 @@
         </w:tc>
         <w:tc>
           <w:tcPr>
-            <w:tcW w:w="584" w:type="dxa"/>
+            <w:tcW w:w="709" w:type="dxa"/>
           </w:tcPr>
           <w:p>
             <w:pPr>
@@ -8438,7 +8418,7 @@
         </w:tc>
         <w:tc>
           <w:tcPr>
-            <w:tcW w:w="660" w:type="dxa"/>
+            <w:tcW w:w="567" w:type="dxa"/>
           </w:tcPr>
           <w:p>
             <w:pPr>
@@ -8468,8 +8448,7 @@
         </w:tc>
         <w:tc>
           <w:tcPr>
-            <w:tcW w:w="1263" w:type="dxa"/>
-            <w:gridSpan w:val="2"/>
+            <w:tcW w:w="1843" w:type="dxa"/>
           </w:tcPr>
           <w:p>
             <w:pPr>
@@ -8496,8 +8475,8 @@
         </w:tc>
         <w:tc>
           <w:tcPr>
-            <w:tcW w:w="2755" w:type="dxa"/>
-            <w:gridSpan w:val="4"/>
+            <w:tcW w:w="2393" w:type="dxa"/>
+            <w:gridSpan w:val="3"/>
           </w:tcPr>
           <w:p>
             <w:pPr>
@@ -8553,7 +8532,7 @@
         </w:tc>
         <w:tc>
           <w:tcPr>
-            <w:tcW w:w="3622" w:type="dxa"/>
+            <w:tcW w:w="3419" w:type="dxa"/>
           </w:tcPr>
           <w:p>
             <w:pPr>
@@ -8580,7 +8559,7 @@
         </w:tc>
         <w:tc>
           <w:tcPr>
-            <w:tcW w:w="897" w:type="dxa"/>
+            <w:tcW w:w="850" w:type="dxa"/>
           </w:tcPr>
           <w:p>
             <w:pPr>
@@ -8617,7 +8596,7 @@
         </w:tc>
         <w:tc>
           <w:tcPr>
-            <w:tcW w:w="584" w:type="dxa"/>
+            <w:tcW w:w="709" w:type="dxa"/>
           </w:tcPr>
           <w:p>
             <w:pPr>
@@ -8645,7 +8624,7 @@
         </w:tc>
         <w:tc>
           <w:tcPr>
-            <w:tcW w:w="660" w:type="dxa"/>
+            <w:tcW w:w="567" w:type="dxa"/>
           </w:tcPr>
           <w:p>
             <w:pPr>
@@ -8675,8 +8654,7 @@
         </w:tc>
         <w:tc>
           <w:tcPr>
-            <w:tcW w:w="1263" w:type="dxa"/>
-            <w:gridSpan w:val="2"/>
+            <w:tcW w:w="1843" w:type="dxa"/>
           </w:tcPr>
           <w:p>
             <w:pPr>
@@ -8703,8 +8681,8 @@
         </w:tc>
         <w:tc>
           <w:tcPr>
-            <w:tcW w:w="2755" w:type="dxa"/>
-            <w:gridSpan w:val="4"/>
+            <w:tcW w:w="2393" w:type="dxa"/>
+            <w:gridSpan w:val="3"/>
           </w:tcPr>
           <w:p>
             <w:pPr>
@@ -8760,7 +8738,7 @@
         </w:tc>
         <w:tc>
           <w:tcPr>
-            <w:tcW w:w="3622" w:type="dxa"/>
+            <w:tcW w:w="3419" w:type="dxa"/>
           </w:tcPr>
           <w:p>
             <w:pPr>
@@ -8787,7 +8765,7 @@
         </w:tc>
         <w:tc>
           <w:tcPr>
-            <w:tcW w:w="897" w:type="dxa"/>
+            <w:tcW w:w="850" w:type="dxa"/>
           </w:tcPr>
           <w:p>
             <w:pPr>
@@ -8824,7 +8802,7 @@
         </w:tc>
         <w:tc>
           <w:tcPr>
-            <w:tcW w:w="584" w:type="dxa"/>
+            <w:tcW w:w="709" w:type="dxa"/>
           </w:tcPr>
           <w:p>
             <w:pPr>
@@ -8852,7 +8830,7 @@
         </w:tc>
         <w:tc>
           <w:tcPr>
-            <w:tcW w:w="660" w:type="dxa"/>
+            <w:tcW w:w="567" w:type="dxa"/>
           </w:tcPr>
           <w:p>
             <w:pPr>
@@ -8882,8 +8860,7 @@
         </w:tc>
         <w:tc>
           <w:tcPr>
-            <w:tcW w:w="1263" w:type="dxa"/>
-            <w:gridSpan w:val="2"/>
+            <w:tcW w:w="1843" w:type="dxa"/>
           </w:tcPr>
           <w:p>
             <w:pPr>
@@ -8910,8 +8887,8 @@
         </w:tc>
         <w:tc>
           <w:tcPr>
-            <w:tcW w:w="2755" w:type="dxa"/>
-            <w:gridSpan w:val="4"/>
+            <w:tcW w:w="2393" w:type="dxa"/>
+            <w:gridSpan w:val="3"/>
           </w:tcPr>
           <w:p>
             <w:pPr>
@@ -8967,7 +8944,7 @@
         </w:tc>
         <w:tc>
           <w:tcPr>
-            <w:tcW w:w="3622" w:type="dxa"/>
+            <w:tcW w:w="3419" w:type="dxa"/>
           </w:tcPr>
           <w:p>
             <w:pPr>
@@ -8994,7 +8971,7 @@
         </w:tc>
         <w:tc>
           <w:tcPr>
-            <w:tcW w:w="897" w:type="dxa"/>
+            <w:tcW w:w="850" w:type="dxa"/>
           </w:tcPr>
           <w:p>
             <w:pPr>
@@ -9031,7 +9008,7 @@
         </w:tc>
         <w:tc>
           <w:tcPr>
-            <w:tcW w:w="584" w:type="dxa"/>
+            <w:tcW w:w="709" w:type="dxa"/>
           </w:tcPr>
           <w:p>
             <w:pPr>
@@ -9059,7 +9036,7 @@
         </w:tc>
         <w:tc>
           <w:tcPr>
-            <w:tcW w:w="660" w:type="dxa"/>
+            <w:tcW w:w="567" w:type="dxa"/>
           </w:tcPr>
           <w:p>
             <w:pPr>
@@ -9089,8 +9066,7 @@
         </w:tc>
         <w:tc>
           <w:tcPr>
-            <w:tcW w:w="1263" w:type="dxa"/>
-            <w:gridSpan w:val="2"/>
+            <w:tcW w:w="1843" w:type="dxa"/>
           </w:tcPr>
           <w:p>
             <w:pPr>
@@ -9117,8 +9093,8 @@
         </w:tc>
         <w:tc>
           <w:tcPr>
-            <w:tcW w:w="2755" w:type="dxa"/>
-            <w:gridSpan w:val="4"/>
+            <w:tcW w:w="2393" w:type="dxa"/>
+            <w:gridSpan w:val="3"/>
           </w:tcPr>
           <w:p>
             <w:pPr>
@@ -9174,7 +9150,7 @@
         </w:tc>
         <w:tc>
           <w:tcPr>
-            <w:tcW w:w="3622" w:type="dxa"/>
+            <w:tcW w:w="3419" w:type="dxa"/>
           </w:tcPr>
           <w:p>
             <w:pPr>
@@ -9201,7 +9177,7 @@
         </w:tc>
         <w:tc>
           <w:tcPr>
-            <w:tcW w:w="897" w:type="dxa"/>
+            <w:tcW w:w="850" w:type="dxa"/>
           </w:tcPr>
           <w:p>
             <w:pPr>
@@ -9238,7 +9214,7 @@
         </w:tc>
         <w:tc>
           <w:tcPr>
-            <w:tcW w:w="584" w:type="dxa"/>
+            <w:tcW w:w="709" w:type="dxa"/>
           </w:tcPr>
           <w:p>
             <w:pPr>
@@ -9266,7 +9242,7 @@
         </w:tc>
         <w:tc>
           <w:tcPr>
-            <w:tcW w:w="660" w:type="dxa"/>
+            <w:tcW w:w="567" w:type="dxa"/>
           </w:tcPr>
           <w:p>
             <w:pPr>
@@ -9296,8 +9272,7 @@
         </w:tc>
         <w:tc>
           <w:tcPr>
-            <w:tcW w:w="1263" w:type="dxa"/>
-            <w:gridSpan w:val="2"/>
+            <w:tcW w:w="1843" w:type="dxa"/>
           </w:tcPr>
           <w:p>
             <w:pPr>
@@ -9324,8 +9299,8 @@
         </w:tc>
         <w:tc>
           <w:tcPr>
-            <w:tcW w:w="2755" w:type="dxa"/>
-            <w:gridSpan w:val="4"/>
+            <w:tcW w:w="2393" w:type="dxa"/>
+            <w:gridSpan w:val="3"/>
           </w:tcPr>
           <w:p>
             <w:pPr>
